--- a/tillsyn/A 32118-2026 tillsynsbegäran.docx
+++ b/tillsyn/A 32118-2026 tillsynsbegäran.docx
@@ -1372,7 +1372,7 @@
     <w:r>
       <w:tab/>
       <w:tab/>
-      <w:t>2026-08-15</w:t>
+      <w:t>2026-08-16</w:t>
       <w:br/>
       <w:br/>
     </w:r>

--- a/tillsyn/A 32118-2026 tillsynsbegäran.docx
+++ b/tillsyn/A 32118-2026 tillsynsbegäran.docx
@@ -65,7 +65,7 @@
     </w:p>
     <w:p>
       <w:r>
-        <w:t>I och inom 25 meter från avverkningsanmälan finns fynd av 23 naturvårdsarter, varav 19 är rödlistade, 5 är fridlysta, 12 är typiska (T) och 2 är signalarter (S): garnlav (VU, T), gräddporing (VU, T), gränsticka (VU, T), smalfotad taggsvamp (VU), blanksvart spiklav (NT), blå taggsvamp (NT, T), blågrå svartspik (NT), dropptaggsvamp (NT, T), grönhjon (NT), kolflarnlav (NT, T), kortskaftad ärgspik (NT), mörk kolflarnlav (NT), nordtagging (NT), talltita (NT, §4), tretåig hackspett (NT, T, §4), vedflamlav (NT), vedskivlav (NT, T), violettgrå tagellav (NT, T), vitplätt (NT), nästlav (S, T), plattlummer (S, T, §9), tjäder (T, §4) och revlummer (§9). Se Figur 1.</w:t>
+        <w:t>I och inom 25 meter från avverkningsanmälan finns fynd av 24 naturvårdsarter, varav 20 är rödlistade, 5 är fridlysta, 13 är typiska (T) och 2 är signalarter (S): garnlav (VU, T), gräddporing (VU, T), gränsticka (VU, T), smalfotad taggsvamp (VU), blanksvart spiklav (NT), blå taggsvamp (NT, T), blågrå svartspik (NT), dropptaggsvamp (NT, T), grönhjon (NT), kolflarnlav (NT, T), kortskaftad ärgspik (NT), mörk kolflarnlav (NT), nordtagging (NT), stjärntagging (NT, T), talltita (NT, §4), tretåig hackspett (NT, T, §4), vedflamlav (NT), vedskivlav (NT, T), violettgrå tagellav (NT, T), vitplätt (NT), nästlav (S, T), plattlummer (S, T, §9), tjäder (T, §4) och revlummer (§9). Se Figur 1.</w:t>
       </w:r>
     </w:p>
     <w:p>
@@ -315,6 +315,35 @@
         <w:rPr>
           <w:b/>
         </w:rPr>
+        <w:t>Stjärntagging (NT)</w:t>
+      </w:r>
+      <w:r>
+        <w:t xml:space="preserve"> signalerar inom hela sitt utbredningsområde höga naturvärden. Svampen är uttorkningskänslig och beroende av ett oförändrat fuktigt mikroklimat. Den är även beroende av en ständig tillgång på död ved i olika nedbrytningsstadier, dock ej nödvändigtvis grova träd. Tidigare påverkan på miljön måste dock ha varit så skonsam att det naturliga skogsekosystemet till stora delar har bevarats. Minskningstakten för den svenska populationen bedöms vara nära gränsvärdet för Sårbar (VU). Stjärntagging är typisk art för </w:t>
+      </w:r>
+      <w:r>
+        <w:rPr>
+          <w:i/>
+        </w:rPr>
+        <w:t xml:space="preserve">9010 Taiga, 9050 Näringsrik granskog </w:t>
+      </w:r>
+      <w:r>
+        <w:t xml:space="preserve">och </w:t>
+      </w:r>
+      <w:r>
+        <w:rPr>
+          <w:i/>
+        </w:rPr>
+        <w:t>9030 Landhöjningsskog</w:t>
+      </w:r>
+      <w:r>
+        <w:t xml:space="preserve"> (SLU Artdatabanken, 2024; Nitare &amp; Skogsstyrelsen, 2019).</w:t>
+      </w:r>
+    </w:p>
+    <w:p>
+      <w:r>
+        <w:rPr>
+          <w:b/>
+        </w:rPr>
         <w:t>Talltita (NT, §4)</w:t>
       </w:r>
       <w:r>
@@ -536,7 +565,7 @@
     </w:p>
     <w:p>
       <w:r>
-        <w:t>Följande typiska arter har sina livsmiljöer och växtplatser i den avverkningsanmälda skogen: garnlav (VU, T), gräddporing (VU, T), gränsticka (VU, T), blå taggsvamp (NT, T), dropptaggsvamp (NT, T), kolflarnlav (NT, T), tretåig hackspett (NT, T, §4), vedskivlav (NT, T), violettgrå tagellav (NT, T), nästlav (S, T), plattlummer (S, T, §9) och tjäder (T, §4).</w:t>
+        <w:t>Följande typiska arter har sina livsmiljöer och växtplatser i den avverkningsanmälda skogen: garnlav (VU, T), gräddporing (VU, T), gränsticka (VU, T), blå taggsvamp (NT, T), dropptaggsvamp (NT, T), kolflarnlav (NT, T), stjärntagging (NT, T), tretåig hackspett (NT, T, §4), vedskivlav (NT, T), violettgrå tagellav (NT, T), nästlav (S, T), plattlummer (S, T, §9) och tjäder (T, §4).</w:t>
       </w:r>
     </w:p>
     <w:p>
@@ -1372,7 +1401,7 @@
     <w:r>
       <w:tab/>
       <w:tab/>
-      <w:t>2026-08-16</w:t>
+      <w:t>2026-08-17</w:t>
       <w:br/>
       <w:br/>
     </w:r>

--- a/tillsyn/A 32118-2026 tillsynsbegäran.docx
+++ b/tillsyn/A 32118-2026 tillsynsbegäran.docx
@@ -1401,7 +1401,7 @@
     <w:r>
       <w:tab/>
       <w:tab/>
-      <w:t>2026-08-17</w:t>
+      <w:t>2026-08-18</w:t>
       <w:br/>
       <w:br/>
     </w:r>

--- a/tillsyn/A 32118-2026 tillsynsbegäran.docx
+++ b/tillsyn/A 32118-2026 tillsynsbegäran.docx
@@ -65,7 +65,7 @@
     </w:p>
     <w:p>
       <w:r>
-        <w:t>I och inom 25 meter från avverkningsanmälan finns fynd av 24 naturvårdsarter, varav 20 är rödlistade, 5 är fridlysta, 13 är typiska (T) och 2 är signalarter (S): garnlav (VU, T), gräddporing (VU, T), gränsticka (VU, T), smalfotad taggsvamp (VU), blanksvart spiklav (NT), blå taggsvamp (NT, T), blågrå svartspik (NT), dropptaggsvamp (NT, T), grönhjon (NT), kolflarnlav (NT, T), kortskaftad ärgspik (NT), mörk kolflarnlav (NT), nordtagging (NT), stjärntagging (NT, T), talltita (NT, §4), tretåig hackspett (NT, T, §4), vedflamlav (NT), vedskivlav (NT, T), violettgrå tagellav (NT, T), vitplätt (NT), nästlav (S, T), plattlummer (S, T, §9), tjäder (T, §4) och revlummer (§9). Se Figur 1.</w:t>
+        <w:t>I och inom 25 meter från avverkningsanmälan finns fynd av 25 naturvårdsarter, varav 21 är rödlistade, 5 är fridlysta, 14 är typiska (T) och 2 är signalarter (S): garnlav (VU, T), gräddporing (VU, T), gränsticka (VU, T), smalfotad taggsvamp (VU), blanksvart spiklav (NT), blå taggsvamp (NT, T), blågrå svartspik (NT), dropptaggsvamp (NT, T), grönhjon (NT), kolflarnlav (NT, T), kortskaftad ärgspik (NT), lunglav (NT, T), mörk kolflarnlav (NT), nordtagging (NT), stjärntagging (NT, T), talltita (NT, §4), tretåig hackspett (NT, T, §4), vedflamlav (NT), vedskivlav (NT, T), violettgrå tagellav (NT, T), vitplätt (NT), nästlav (S, T), plattlummer (S, T, §9), tjäder (T, §4) och revlummer (§9). Se Figur 1.</w:t>
       </w:r>
     </w:p>
     <w:p>
@@ -293,6 +293,62 @@
         <w:rPr>
           <w:b/>
         </w:rPr>
+        <w:t>Lunglav (NT)</w:t>
+      </w:r>
+      <w:r>
+        <w:t xml:space="preserve"> är en av vårt lands främsta signalarter som överallt indikerar gamla lövträd, skogsbestånd med höga naturvärden och ekosystem med långskoglig kontinuitet. Lokalt kan förekomsten vara mycket riklig men den hittas nästan enbart i gamla och ej slutavverkade skogar. Artens samtliga förekomster bör uppmärksammas från naturvårdssynpunkt, då många lokaler även hyser andra ovanliga och rödlistade arter. Rikliga förekomster bör skyddas med biotopskydd, frivilliga avsättningar eller reservat. På lunglav kan de sällsynta lavparasiterna lunglavshårprick (CR), </w:t>
+      </w:r>
+      <w:r>
+        <w:rPr>
+          <w:i/>
+        </w:rPr>
+        <w:t>Abrothallus diederichii</w:t>
+      </w:r>
+      <w:r>
+        <w:t xml:space="preserve"> (VU), </w:t>
+      </w:r>
+      <w:r>
+        <w:rPr>
+          <w:i/>
+        </w:rPr>
+        <w:t>Abrothallus lobariae</w:t>
+      </w:r>
+      <w:r>
+        <w:t xml:space="preserve"> (VU), </w:t>
+      </w:r>
+      <w:r>
+        <w:rPr>
+          <w:i/>
+        </w:rPr>
+        <w:t>Calycina lobariae</w:t>
+      </w:r>
+      <w:r>
+        <w:t xml:space="preserve"> (VU), lunglavsknapp (VU) och skrovelmössing (VU) påträffas. Lunglav är typisk art för </w:t>
+      </w:r>
+      <w:r>
+        <w:rPr>
+          <w:i/>
+        </w:rPr>
+        <w:t>9010 Taiga, 9020 Nordlig ädellövskog, 9110 Näringsfattig bokskog, 9130 Näringsrik bokskog, 9160 Näringsrik ekskog, 9180 Ädellövskog i branter, 9190 Näringsfattig ekskog, 9070 Trädklädd betesmark, 9040 Fjällbjörkskog</w:t>
+      </w:r>
+      <w:r>
+        <w:t xml:space="preserve"> och</w:t>
+      </w:r>
+      <w:r>
+        <w:rPr>
+          <w:i/>
+        </w:rPr>
+        <w:t xml:space="preserve"> 6530 Lövängar</w:t>
+      </w:r>
+      <w:r>
+        <w:t xml:space="preserve"> (SLU Artdatabanken, 2026; Nitare &amp; Skogsstyrelsen, 2019).</w:t>
+      </w:r>
+    </w:p>
+    <w:p>
+      <w:r>
+        <w:rPr>
+          <w:b/>
+        </w:rPr>
         <w:t>Mörk kolflarnlav (NT)</w:t>
       </w:r>
       <w:r>
@@ -565,7 +621,7 @@
     </w:p>
     <w:p>
       <w:r>
-        <w:t>Följande typiska arter har sina livsmiljöer och växtplatser i den avverkningsanmälda skogen: garnlav (VU, T), gräddporing (VU, T), gränsticka (VU, T), blå taggsvamp (NT, T), dropptaggsvamp (NT, T), kolflarnlav (NT, T), stjärntagging (NT, T), tretåig hackspett (NT, T, §4), vedskivlav (NT, T), violettgrå tagellav (NT, T), nästlav (S, T), plattlummer (S, T, §9) och tjäder (T, §4).</w:t>
+        <w:t>Följande typiska arter har sina livsmiljöer och växtplatser i den avverkningsanmälda skogen: garnlav (VU, T), gräddporing (VU, T), gränsticka (VU, T), blå taggsvamp (NT, T), dropptaggsvamp (NT, T), kolflarnlav (NT, T), lunglav (NT, T), stjärntagging (NT, T), tretåig hackspett (NT, T, §4), vedskivlav (NT, T), violettgrå tagellav (NT, T), nästlav (S, T), plattlummer (S, T, §9) och tjäder (T, §4).</w:t>
       </w:r>
     </w:p>
     <w:p>
@@ -632,7 +688,108 @@
         <w:pStyle w:val="Title"/>
       </w:pPr>
       <w:r>
-        <w:t>BILAGA 1 – Fridlysta arter</w:t>
+        <w:t>BILAGA 1 –</w:t>
+        <w:br/>
+        <w:t>Fridlysta och rödlistade arter</w:t>
+      </w:r>
+    </w:p>
+    <w:p>
+      <w:pPr>
+        <w:pStyle w:val="Heading1"/>
+      </w:pPr>
+      <w:r>
+        <w:t>Lunglav – ekologi samt krav på livsmiljön</w:t>
+      </w:r>
+    </w:p>
+    <w:p>
+      <w:r>
+        <w:t xml:space="preserve">Lunglav (NT) är en av vårt lands främsta signalarter som överallt indikerar gamla lövträd, skogsbestånd med höga naturvärden och ekosystem med lång skoglig kontinuitet. Lokalt kan förekomsten vara mycket riklig men den hittas nästan enbart i gamla och ej slutavverkade skogar. Artens samtliga förekomster bör uppmärksammas från naturvårdssynpunkt, då många lokaler även hyser andra ovanliga och rödlistade arter, däribland de sällsynta lavparasiterna lunglavshårprick (CR), </w:t>
+      </w:r>
+      <w:r>
+        <w:rPr>
+          <w:i/>
+        </w:rPr>
+        <w:t>Abrothallus diederichii</w:t>
+      </w:r>
+      <w:r>
+        <w:t xml:space="preserve"> (VU), </w:t>
+      </w:r>
+      <w:r>
+        <w:rPr>
+          <w:i/>
+        </w:rPr>
+        <w:t>Abrothallus lobariae</w:t>
+      </w:r>
+      <w:r>
+        <w:t xml:space="preserve"> (VU), </w:t>
+      </w:r>
+      <w:r>
+        <w:rPr>
+          <w:i/>
+        </w:rPr>
+        <w:t>Calycina lobariae</w:t>
+      </w:r>
+      <w:r>
+        <w:t xml:space="preserve"> (VU), lunglavsknapp (VU) och skrovelmössing (VU), som växer på lunglav. Rikliga förekomster med lunglav bör skyddas med biotopskydd, frivilliga avsättningar eller reservat (SLU Artdatabanken, 2026; Nitare &amp; Skogsstyrelsen, 2019).</w:t>
+      </w:r>
+    </w:p>
+    <w:p>
+      <w:r>
+        <w:t xml:space="preserve">Lunglav är typisk art för </w:t>
+      </w:r>
+      <w:r>
+        <w:rPr>
+          <w:i/>
+        </w:rPr>
+        <w:t>9010 Taiga, 9020 Nordlig ädellövskog, 9110 Näringsfattig bokskog, 9130 Näringsrik bokskog, 9160 Näringsrik ekskog, 9180 Ädellövskog i branter, 9190 Näringsfattig ekskog, 9070 Trädklädd betesmark, 9040 Fjällbjörkskog</w:t>
+      </w:r>
+      <w:r>
+        <w:t xml:space="preserve"> och</w:t>
+      </w:r>
+      <w:r>
+        <w:rPr>
+          <w:i/>
+        </w:rPr>
+        <w:t xml:space="preserve"> 6530 Lövängar</w:t>
+      </w:r>
+      <w:r>
+        <w:t xml:space="preserve"> (SLU Artdatabanken, 2026).</w:t>
+      </w:r>
+    </w:p>
+    <w:p>
+      <w:pPr>
+        <w:pStyle w:val="Heading2"/>
+      </w:pPr>
+      <w:r>
+        <w:t>Referenser – lunglav</w:t>
+      </w:r>
+    </w:p>
+    <w:p>
+      <w:r>
+        <w:t xml:space="preserve">Nitare, J. och Skogsstyrelsen, 2019. </w:t>
+      </w:r>
+      <w:r>
+        <w:rPr>
+          <w:i/>
+        </w:rPr>
+        <w:t xml:space="preserve">Skyddsvärd skog – Naturvårdsarter och andra kriterier för naturvärdesbedömning. </w:t>
+      </w:r>
+      <w:r>
+        <w:t>Skogsstyrelsen.</w:t>
+      </w:r>
+    </w:p>
+    <w:p>
+      <w:r>
+        <w:t xml:space="preserve">SLU Artdatabanken, 2026. </w:t>
+      </w:r>
+      <w:r>
+        <w:rPr>
+          <w:i/>
+        </w:rPr>
+        <w:t xml:space="preserve">Artfaktablad. Naturvård – artfakta. </w:t>
+      </w:r>
+      <w:r>
+        <w:t>SLU Artdatabanken, Uppsala.</w:t>
       </w:r>
     </w:p>
     <w:p>
@@ -1401,7 +1558,7 @@
     <w:r>
       <w:tab/>
       <w:tab/>
-      <w:t>2026-08-18</w:t>
+      <w:t>2026-08-19</w:t>
       <w:br/>
       <w:br/>
     </w:r>

--- a/tillsyn/A 32118-2026 tillsynsbegäran.docx
+++ b/tillsyn/A 32118-2026 tillsynsbegäran.docx
@@ -1558,7 +1558,7 @@
     <w:r>
       <w:tab/>
       <w:tab/>
-      <w:t>2026-08-19</w:t>
+      <w:t>2026-08-20</w:t>
       <w:br/>
       <w:br/>
     </w:r>

--- a/tillsyn/A 32118-2026 tillsynsbegäran.docx
+++ b/tillsyn/A 32118-2026 tillsynsbegäran.docx
@@ -1558,7 +1558,7 @@
     <w:r>
       <w:tab/>
       <w:tab/>
-      <w:t>2026-08-20</w:t>
+      <w:t>2026-08-21</w:t>
       <w:br/>
       <w:br/>
     </w:r>

--- a/tillsyn/A 32118-2026 tillsynsbegäran.docx
+++ b/tillsyn/A 32118-2026 tillsynsbegäran.docx
@@ -1558,7 +1558,7 @@
     <w:r>
       <w:tab/>
       <w:tab/>
-      <w:t>2026-08-21</w:t>
+      <w:t>2026-08-22</w:t>
       <w:br/>
       <w:br/>
     </w:r>

--- a/tillsyn/A 32118-2026 tillsynsbegäran.docx
+++ b/tillsyn/A 32118-2026 tillsynsbegäran.docx
@@ -1558,7 +1558,7 @@
     <w:r>
       <w:tab/>
       <w:tab/>
-      <w:t>2026-08-22</w:t>
+      <w:t>2026-08-23</w:t>
       <w:br/>
       <w:br/>
     </w:r>

--- a/tillsyn/A 32118-2026 tillsynsbegäran.docx
+++ b/tillsyn/A 32118-2026 tillsynsbegäran.docx
@@ -1558,7 +1558,7 @@
     <w:r>
       <w:tab/>
       <w:tab/>
-      <w:t>2026-08-23</w:t>
+      <w:t>2026-08-24</w:t>
       <w:br/>
       <w:br/>
     </w:r>

--- a/tillsyn/A 32118-2026 tillsynsbegäran.docx
+++ b/tillsyn/A 32118-2026 tillsynsbegäran.docx
@@ -1558,7 +1558,7 @@
     <w:r>
       <w:tab/>
       <w:tab/>
-      <w:t>2026-08-24</w:t>
+      <w:t>2026-08-25</w:t>
       <w:br/>
       <w:br/>
     </w:r>

--- a/tillsyn/A 32118-2026 tillsynsbegäran.docx
+++ b/tillsyn/A 32118-2026 tillsynsbegäran.docx
@@ -1558,7 +1558,7 @@
     <w:r>
       <w:tab/>
       <w:tab/>
-      <w:t>2026-08-25</w:t>
+      <w:t>2026-08-26</w:t>
       <w:br/>
       <w:br/>
     </w:r>

--- a/tillsyn/A 32118-2026 tillsynsbegäran.docx
+++ b/tillsyn/A 32118-2026 tillsynsbegäran.docx
@@ -1558,7 +1558,7 @@
     <w:r>
       <w:tab/>
       <w:tab/>
-      <w:t>2026-08-26</w:t>
+      <w:t>2026-08-27</w:t>
       <w:br/>
       <w:br/>
     </w:r>

--- a/tillsyn/A 32118-2026 tillsynsbegäran.docx
+++ b/tillsyn/A 32118-2026 tillsynsbegäran.docx
@@ -1558,7 +1558,7 @@
     <w:r>
       <w:tab/>
       <w:tab/>
-      <w:t>2026-08-27</w:t>
+      <w:t>2026-08-28</w:t>
       <w:br/>
       <w:br/>
     </w:r>

--- a/tillsyn/A 32118-2026 tillsynsbegäran.docx
+++ b/tillsyn/A 32118-2026 tillsynsbegäran.docx
@@ -1558,7 +1558,7 @@
     <w:r>
       <w:tab/>
       <w:tab/>
-      <w:t>2026-08-28</w:t>
+      <w:t>2026-08-29</w:t>
       <w:br/>
       <w:br/>
     </w:r>

--- a/tillsyn/A 32118-2026 tillsynsbegäran.docx
+++ b/tillsyn/A 32118-2026 tillsynsbegäran.docx
@@ -1558,7 +1558,7 @@
     <w:r>
       <w:tab/>
       <w:tab/>
-      <w:t>2026-08-29</w:t>
+      <w:t>2026-08-31</w:t>
       <w:br/>
       <w:br/>
     </w:r>

--- a/tillsyn/A 32118-2026 tillsynsbegäran.docx
+++ b/tillsyn/A 32118-2026 tillsynsbegäran.docx
@@ -1558,7 +1558,7 @@
     <w:r>
       <w:tab/>
       <w:tab/>
-      <w:t>2026-08-31</w:t>
+      <w:t>2026-09-01</w:t>
       <w:br/>
       <w:br/>
     </w:r>

--- a/tillsyn/A 32118-2026 tillsynsbegäran.docx
+++ b/tillsyn/A 32118-2026 tillsynsbegäran.docx
@@ -1558,7 +1558,7 @@
     <w:r>
       <w:tab/>
       <w:tab/>
-      <w:t>2026-09-01</w:t>
+      <w:t>2026-09-02</w:t>
       <w:br/>
       <w:br/>
     </w:r>

--- a/tillsyn/A 32118-2026 tillsynsbegäran.docx
+++ b/tillsyn/A 32118-2026 tillsynsbegäran.docx
@@ -1558,7 +1558,7 @@
     <w:r>
       <w:tab/>
       <w:tab/>
-      <w:t>2026-09-02</w:t>
+      <w:t>2026-09-03</w:t>
       <w:br/>
       <w:br/>
     </w:r>

--- a/tillsyn/A 32118-2026 tillsynsbegäran.docx
+++ b/tillsyn/A 32118-2026 tillsynsbegäran.docx
@@ -1558,7 +1558,7 @@
     <w:r>
       <w:tab/>
       <w:tab/>
-      <w:t>2026-09-03</w:t>
+      <w:t>2026-09-04</w:t>
       <w:br/>
       <w:br/>
     </w:r>

--- a/tillsyn/A 32118-2026 tillsynsbegäran.docx
+++ b/tillsyn/A 32118-2026 tillsynsbegäran.docx
@@ -1558,7 +1558,7 @@
     <w:r>
       <w:tab/>
       <w:tab/>
-      <w:t>2026-09-04</w:t>
+      <w:t>2026-09-05</w:t>
       <w:br/>
       <w:br/>
     </w:r>

--- a/tillsyn/A 32118-2026 tillsynsbegäran.docx
+++ b/tillsyn/A 32118-2026 tillsynsbegäran.docx
@@ -1558,7 +1558,7 @@
     <w:r>
       <w:tab/>
       <w:tab/>
-      <w:t>2026-09-05</w:t>
+      <w:t>2026-09-06</w:t>
       <w:br/>
       <w:br/>
     </w:r>

--- a/tillsyn/A 32118-2026 tillsynsbegäran.docx
+++ b/tillsyn/A 32118-2026 tillsynsbegäran.docx
@@ -1558,7 +1558,7 @@
     <w:r>
       <w:tab/>
       <w:tab/>
-      <w:t>2026-09-06</w:t>
+      <w:t>2026-09-07</w:t>
       <w:br/>
       <w:br/>
     </w:r>

--- a/tillsyn/A 32118-2026 tillsynsbegäran.docx
+++ b/tillsyn/A 32118-2026 tillsynsbegäran.docx
@@ -1558,7 +1558,7 @@
     <w:r>
       <w:tab/>
       <w:tab/>
-      <w:t>2026-09-07</w:t>
+      <w:t>2026-09-08</w:t>
       <w:br/>
       <w:br/>
     </w:r>

--- a/tillsyn/A 32118-2026 tillsynsbegäran.docx
+++ b/tillsyn/A 32118-2026 tillsynsbegäran.docx
@@ -1558,7 +1558,7 @@
     <w:r>
       <w:tab/>
       <w:tab/>
-      <w:t>2026-09-08</w:t>
+      <w:t>2026-09-09</w:t>
       <w:br/>
       <w:br/>
     </w:r>

--- a/tillsyn/A 32118-2026 tillsynsbegäran.docx
+++ b/tillsyn/A 32118-2026 tillsynsbegäran.docx
@@ -1558,7 +1558,7 @@
     <w:r>
       <w:tab/>
       <w:tab/>
-      <w:t>2026-09-09</w:t>
+      <w:t>2026-09-10</w:t>
       <w:br/>
       <w:br/>
     </w:r>

--- a/tillsyn/A 32118-2026 tillsynsbegäran.docx
+++ b/tillsyn/A 32118-2026 tillsynsbegäran.docx
@@ -1558,7 +1558,7 @@
     <w:r>
       <w:tab/>
       <w:tab/>
-      <w:t>2026-09-10</w:t>
+      <w:t>2026-09-11</w:t>
       <w:br/>
       <w:br/>
     </w:r>

--- a/tillsyn/A 32118-2026 tillsynsbegäran.docx
+++ b/tillsyn/A 32118-2026 tillsynsbegäran.docx
@@ -1558,7 +1558,7 @@
     <w:r>
       <w:tab/>
       <w:tab/>
-      <w:t>2026-09-11</w:t>
+      <w:t>2026-09-12</w:t>
       <w:br/>
       <w:br/>
     </w:r>

--- a/tillsyn/A 32118-2026 tillsynsbegäran.docx
+++ b/tillsyn/A 32118-2026 tillsynsbegäran.docx
@@ -1558,7 +1558,7 @@
     <w:r>
       <w:tab/>
       <w:tab/>
-      <w:t>2026-09-12</w:t>
+      <w:t>2026-09-13</w:t>
       <w:br/>
       <w:br/>
     </w:r>
